--- a/RFI-Docs/SAC Hearing Prep - Clinical trials final (003).docx
+++ b/RFI-Docs/SAC Hearing Prep - Clinical trials final (003).docx
@@ -4,7 +4,121 @@
   <w:body>
     <w:p>
       <w:pPr>
-        <w:jc w:val="center"/>
+        <w:jc w:val="left"/>
+      </w:pPr>
+      <w:r>
+        <w:rPr>
+          <w:color w:val="646464"/>
+          <w:sz w:val="18"/>
+        </w:rPr>
+        <w:t>Document: SAC Hearing Prep - Clinical trials final (003).docx</w:t>
+      </w:r>
+    </w:p>
+    <w:p>
+      <w:pPr>
+        <w:jc w:val="left"/>
+      </w:pPr>
+      <w:r>
+        <w:rPr>
+          <w:color w:val="646464"/>
+          <w:sz w:val="18"/>
+        </w:rPr>
+        <w:t>Title: VA Clinical Trials – Hearing Prep Background and Key Messages (Jan 2026)</w:t>
+      </w:r>
+    </w:p>
+    <w:p>
+      <w:pPr>
+        <w:jc w:val="left"/>
+      </w:pPr>
+      <w:r>
+        <w:rPr>
+          <w:color w:val="646464"/>
+          <w:sz w:val="18"/>
+        </w:rPr>
+        <w:t>Topic: Clinical Trials | Type: Briefing Papers and Congressional Responses</w:t>
+      </w:r>
+    </w:p>
+    <w:p>
+      <w:pPr>
+        <w:jc w:val="left"/>
+      </w:pPr>
+      <w:r>
+        <w:rPr>
+          <w:color w:val="646464"/>
+          <w:sz w:val="18"/>
+        </w:rPr>
+        <w:t>Created: 2026-01-13 | By: McGovern, Brian V.</w:t>
+      </w:r>
+    </w:p>
+    <w:p>
+      <w:pPr>
+        <w:jc w:val="left"/>
+      </w:pPr>
+      <w:r>
+        <w:rPr>
+          <w:color w:val="646464"/>
+          <w:sz w:val="18"/>
+        </w:rPr>
+        <w:t>Modified: 2026-01-13 | By: McGovern, Brian V.</w:t>
+      </w:r>
+    </w:p>
+    <w:p>
+      <w:pPr>
+        <w:jc w:val="left"/>
+      </w:pPr>
+      <w:r>
+        <w:rPr>
+          <w:color w:val="C8C8C8"/>
+          <w:sz w:val="16"/>
+        </w:rPr>
+        <w:t>────────────────────────────────────────────────────────────────────────────────</w:t>
+      </w:r>
+    </w:p>
+    <w:p>
+      <w:pPr>
+        <w:jc w:val="left"/>
+      </w:pPr>
+      <w:r/>
+    </w:p>
+    <w:p>
+      <w:pPr>
+        <w:jc w:val="left"/>
+      </w:pPr>
+      <w:r>
+        <w:rPr>
+          <w:color w:val="646464"/>
+          <w:sz w:val="18"/>
+        </w:rPr>
+        <w:t>Topic: Clinical Trials | Type: Briefing Papers and Congressional Responses</w:t>
+      </w:r>
+    </w:p>
+    <w:p>
+      <w:pPr>
+        <w:jc w:val="left"/>
+      </w:pPr>
+      <w:r>
+        <w:rPr>
+          <w:color w:val="646464"/>
+          <w:sz w:val="18"/>
+        </w:rPr>
+        <w:t>Created: 2026-01-13 | By: McGovern, Brian V.</w:t>
+      </w:r>
+    </w:p>
+    <w:p>
+      <w:pPr>
+        <w:jc w:val="left"/>
+      </w:pPr>
+      <w:r>
+        <w:rPr>
+          <w:color w:val="646464"/>
+          <w:sz w:val="18"/>
+        </w:rPr>
+        <w:t>Modified: 2026-01-13 | By: McGovern, Brian V.</w:t>
+      </w:r>
+    </w:p>
+    <w:p>
+      <w:pPr>
+        <w:jc w:val="left"/>
         <w:rPr>
           <w:rFonts w:ascii="Arial" w:hAnsi="Arial" w:cs="Arial"/>
           <w:color w:val="FF0000"/>
@@ -14,12 +128,10 @@
       </w:pPr>
       <w:r>
         <w:rPr>
-          <w:rFonts w:ascii="Arial" w:hAnsi="Arial" w:cs="Arial"/>
-          <w:color w:val="FF0000"/>
-          <w:sz w:val="24"/>
-          <w:szCs w:val="24"/>
-        </w:rPr>
-        <w:t>PRE-DECISIONAL</w:t>
+          <w:color w:val="C8C8C8"/>
+          <w:sz w:val="16"/>
+        </w:rPr>
+        <w:t>────────────────────────────────────────────────────────────────────────────────</w:t>
       </w:r>
     </w:p>
     <w:p>
@@ -33,16 +145,7 @@
           <w:szCs w:val="24"/>
         </w:rPr>
       </w:pPr>
-      <w:r>
-        <w:rPr>
-          <w:rFonts w:ascii="Arial" w:hAnsi="Arial" w:cs="Arial"/>
-          <w:b/>
-          <w:bCs/>
-          <w:sz w:val="24"/>
-          <w:szCs w:val="24"/>
-        </w:rPr>
-        <w:t xml:space="preserve">VA Clinical Trials </w:t>
-      </w:r>
+      <w:r/>
     </w:p>
     <w:p>
       <w:pPr>
